--- a/public/cv/Mikhail_Semenov_AI_PM_EN.docx
+++ b/public/cv/Mikhail_Semenov_AI_PM_EN.docx
@@ -642,7 +642,7 @@
           <w:sz w:val="21"/>
           <w:szCs w:val="21"/>
         </w:rPr>
-        <w:t xml:space="preserve">Diploma, Perm State University, 2022.</w:t>
+        <w:t xml:space="preserve">Perm State University, 2022.</w:t>
       </w:r>
     </w:p>
     <w:p>

--- a/public/cv/Mikhail_Semenov_AI_PM_EN.docx
+++ b/public/cv/Mikhail_Semenov_AI_PM_EN.docx
@@ -28,7 +28,7 @@
           <w:sz w:val="22"/>
           <w:szCs w:val="22"/>
         </w:rPr>
-        <w:t xml:space="preserve">AI Product Manager · Voice AI Agents · LLM · B2B SaaS</w:t>
+        <w:t xml:space="preserve">Product Manager · B2B SaaS · Voice AI Agents · LLM</w:t>
       </w:r>
     </w:p>
     <w:p>
@@ -67,7 +67,7 @@
           <w:sz w:val="21"/>
           <w:szCs w:val="21"/>
         </w:rPr>
-        <w:t xml:space="preserve">Product manager with an engineering background. Launched Zvonobot AI, a B2B voice AI agent platform, and took it from zero to roughly 10% of group revenue in under a year. Run discovery, unit economics, pricing and go-to-market; prototype with AI coding agents in days. Open to full-time or contract work; can start within 2-4 weeks.</w:t>
+        <w:t xml:space="preserve">Product manager with an engineering background. Launched Zvonobot AI, a B2B voice AI agent platform, from zero to 80 paying business customers and 500,000+ minutes in production in under a year. Run discovery, unit economics, pricing and go-to-market; prototype with AI coding agents in days. Open to full-time or contract work; can start within 2-4 weeks.</w:t>
       </w:r>
     </w:p>
     <w:p>
@@ -99,23 +99,6 @@
           <w:sz w:val="21"/>
           <w:szCs w:val="21"/>
         </w:rPr>
-        <w:t xml:space="preserve">~10% of group revenue: share held by the line I launched from zero in under a year.</w:t>
-      </w:r>
-    </w:p>
-    <w:p>
-      <w:pPr>
-        <w:pStyle w:val="ListParagraph"/>
-        <w:numPr>
-          <w:ilvl w:val="0"/>
-          <w:numId w:val="1"/>
-        </w:numPr>
-        <w:spacing w:after="60"/>
-      </w:pPr>
-      <w:r>
-        <w:rPr>
-          <w:sz w:val="21"/>
-          <w:szCs w:val="21"/>
-        </w:rPr>
         <w:t xml:space="preserve">~80 paying B2B customers: repeat payments account for 30% of the line revenue.</w:t>
       </w:r>
     </w:p>
@@ -134,6 +117,23 @@
           <w:szCs w:val="21"/>
         </w:rPr>
         <w:t xml:space="preserve">500,000+ minutes of conversation: handled by the voice AI agents in production.</w:t>
+      </w:r>
+    </w:p>
+    <w:p>
+      <w:pPr>
+        <w:pStyle w:val="ListParagraph"/>
+        <w:numPr>
+          <w:ilvl w:val="0"/>
+          <w:numId w:val="1"/>
+        </w:numPr>
+        <w:spacing w:after="60"/>
+      </w:pPr>
+      <w:r>
+        <w:rPr>
+          <w:sz w:val="21"/>
+          <w:szCs w:val="21"/>
+        </w:rPr>
+        <w:t xml:space="preserve">4 → 15 people on the sales team: grew to sell the line in under a year.</w:t>
       </w:r>
     </w:p>
     <w:p>
@@ -239,7 +239,7 @@
           <w:sz w:val="21"/>
           <w:szCs w:val="21"/>
         </w:rPr>
-        <w:t xml:space="preserve">By August 2026: about 80 paying business customers, roughly 10% of group revenue, 500,000+ minutes of live conversations in production; 30% of revenue comes from repeat payments.</w:t>
+        <w:t xml:space="preserve">By August 2026: about 80 paying business customers and 500,000+ minutes of live conversations in production; 30% of the line’s revenue comes from repeat payments.</w:t>
       </w:r>
     </w:p>
     <w:p>
@@ -290,7 +290,7 @@
           <w:sz w:val="21"/>
           <w:szCs w:val="21"/>
         </w:rPr>
-        <w:t xml:space="preserve">Run go-to-market with a team of 4 engineers and a sales team that grew from 4 to 15 people to support the line; own pricing and per-call-type margins.</w:t>
+        <w:t xml:space="preserve">Lead the product team (4 engineers) and run go-to-market with a sales team that grew from 4 to 15 to sell the line; own pricing and per-call-type margins.</w:t>
       </w:r>
     </w:p>
     <w:p>
@@ -355,7 +355,7 @@
           <w:sz w:val="21"/>
           <w:szCs w:val="21"/>
         </w:rPr>
-        <w:t xml:space="preserve">Built the customer discovery process: interviews, metric-driven prioritization, a release cycle run jointly with sales and support.</w:t>
+        <w:t xml:space="preserve">Built the customer discovery process: interviews, metric-driven prioritization, A/B testing of call scripts, a release cycle run jointly with sales and support.</w:t>
       </w:r>
     </w:p>
     <w:p>
@@ -435,7 +435,7 @@
           <w:sz w:val="21"/>
           <w:szCs w:val="21"/>
         </w:rPr>
-        <w:t xml:space="preserve">Zvonobot AI: A B2B voice AI agent platform: agent builder, campaigns, telephony, per-second billing. Proves a line taken from zero to roughly 10% of group revenue in under a year. Case study: https://rebsem.ru/projects/zvonobot-ai-en/</w:t>
+        <w:t xml:space="preserve">Zvonobot AI: A B2B voice AI agent platform: agent builder, campaigns, telephony, per-second billing. Proves a line taken from zero to 80 paying customers in under a year. Case study: https://rebsem.ru/projects/zvonobot-ai-en/</w:t>
       </w:r>
     </w:p>
     <w:p>
@@ -663,7 +663,7 @@
           <w:sz w:val="21"/>
           <w:szCs w:val="21"/>
         </w:rPr>
-        <w:t xml:space="preserve">Russian: native. English: working proficiency (B1+), daily written use.</w:t>
+        <w:t xml:space="preserve">Russian: native. English: working proficiency, daily written use.</w:t>
       </w:r>
     </w:p>
     <w:p>
@@ -685,101 +685,6 @@
           <w:szCs w:val="21"/>
         </w:rPr>
         <w:t xml:space="preserve">Remote from Perm (GMT+5), open to relocation (Cyprus, EU, UAE), available for business travel. Full-time or contract, can start within 2-4 weeks.</w:t>
-      </w:r>
-    </w:p>
-    <w:p>
-      <w:pPr>
-        <w:pStyle w:val="Heading2"/>
-        <w:spacing w:after="100" w:before="260"/>
-      </w:pPr>
-      <w:r>
-        <w:rPr>
-          <w:b/>
-          <w:bCs/>
-          <w:sz w:val="24"/>
-          <w:szCs w:val="24"/>
-        </w:rPr>
-        <w:t xml:space="preserve">WHERE I AM A WEAKER FIT</w:t>
-      </w:r>
-    </w:p>
-    <w:p>
-      <w:pPr>
-        <w:spacing w:after="80"/>
-      </w:pPr>
-      <w:r>
-        <w:rPr>
-          <w:sz w:val="21"/>
-          <w:szCs w:val="21"/>
-        </w:rPr>
-        <w:t xml:space="preserve">So we do not waste each other's time, here is where I am not the best pick:</w:t>
-      </w:r>
-    </w:p>
-    <w:p>
-      <w:pPr>
-        <w:pStyle w:val="ListParagraph"/>
-        <w:numPr>
-          <w:ilvl w:val="0"/>
-          <w:numId w:val="1"/>
-        </w:numPr>
-        <w:spacing w:after="60"/>
-      </w:pPr>
-      <w:r>
-        <w:rPr>
-          <w:sz w:val="21"/>
-          <w:szCs w:val="21"/>
-        </w:rPr>
-        <w:t xml:space="preserve">Pure research ML or data science with no product layer on top.</w:t>
-      </w:r>
-    </w:p>
-    <w:p>
-      <w:pPr>
-        <w:pStyle w:val="ListParagraph"/>
-        <w:numPr>
-          <w:ilvl w:val="0"/>
-          <w:numId w:val="1"/>
-        </w:numPr>
-        <w:spacing w:after="60"/>
-      </w:pPr>
-      <w:r>
-        <w:rPr>
-          <w:sz w:val="21"/>
-          <w:szCs w:val="21"/>
-        </w:rPr>
-        <w:t xml:space="preserve">A single step in a long approval chain with no ownership over the problem.</w:t>
-      </w:r>
-    </w:p>
-    <w:p>
-      <w:pPr>
-        <w:pStyle w:val="ListParagraph"/>
-        <w:numPr>
-          <w:ilvl w:val="0"/>
-          <w:numId w:val="1"/>
-        </w:numPr>
-        <w:spacing w:after="60"/>
-      </w:pPr>
-      <w:r>
-        <w:rPr>
-          <w:sz w:val="21"/>
-          <w:szCs w:val="21"/>
-        </w:rPr>
-        <w:t xml:space="preserve">Products that add AI as a checkbox rather than for a real business job.</w:t>
-      </w:r>
-    </w:p>
-    <w:p>
-      <w:pPr>
-        <w:pStyle w:val="ListParagraph"/>
-        <w:numPr>
-          <w:ilvl w:val="0"/>
-          <w:numId w:val="1"/>
-        </w:numPr>
-        <w:spacing w:after="60"/>
-      </w:pPr>
-      <w:r>
-        <w:rPr>
-          <w:sz w:val="21"/>
-          <w:szCs w:val="21"/>
-        </w:rPr>
-        <w:t xml:space="preserve">Roles needing C-level live negotiation in English (written and async are comfortable).</w:t>
       </w:r>
     </w:p>
     <w:p>
